--- a/NRHS/Requirements/AI_Instructions.docx
+++ b/NRHS/Requirements/AI_Instructions.docx
@@ -1,6 +1,6 @@
 
 <file path=word/document.xml><?xml version="1.0" encoding="utf-8"?>
-<w:document xmlns:wpc="http://schemas.microsoft.com/office/word/2010/wordprocessingCanvas" xmlns:cx="http://schemas.microsoft.com/office/drawing/2014/chartex" xmlns:cx1="http://schemas.microsoft.com/office/drawing/2015/9/8/chartex" xmlns:cx2="http://schemas.microsoft.com/office/drawing/2015/10/21/chartex" xmlns:cx3="http://schemas.microsoft.com/office/drawing/2016/5/9/chartex" xmlns:cx4="http://schemas.microsoft.com/office/drawing/2016/5/10/chartex" xmlns:cx5="http://schemas.microsoft.com/office/drawing/2016/5/11/chartex" xmlns:cx6="http://schemas.microsoft.com/office/drawing/2016/5/12/chartex" xmlns:cx7="http://schemas.microsoft.com/office/drawing/2016/5/13/chartex" xmlns:cx8="http://schemas.microsoft.com/office/drawing/2016/5/14/chartex" xmlns:mc="http://schemas.openxmlformats.org/markup-compatibility/2006" xmlns:m="http://schemas.openxmlformats.org/officeDocument/2006/math" xmlns:aink="http://schemas.microsoft.com/office/drawing/2016/ink" xmlns:am3d="http://schemas.microsoft.com/office/drawing/2017/model3d" xmlns:oel="http://schemas.microsoft.com/office/2019/extlst" xmlns:r="http://schemas.openxmlformats.org/officeDocument/2006/relationships" xmlns:wp14="http://schemas.microsoft.com/office/word/2010/wordprocessingDrawing" xmlns:wp="http://schemas.openxmlformats.org/drawingml/2006/wordprocessingDrawing" xmlns:wpg="http://schemas.microsoft.com/office/word/2010/wordprocessingGroup" xmlns:wpi="http://schemas.microsoft.com/office/word/2010/wordprocessingInk" xmlns:wps="http://schemas.microsoft.com/office/word/2010/wordprocessingShape" xmlns:o="urn:schemas-microsoft-com:office:office" xmlns:v="urn:schemas-microsoft-com:vml" xmlns:w10="urn:schemas-microsoft-com:office:word" xmlns:w="http://schemas.openxmlformats.org/wordprocessingml/2006/main" xmlns:w14="http://schemas.microsoft.com/office/word/2010/wordml" xmlns:w15="http://schemas.microsoft.com/office/word/2012/wordml" xmlns:w16cex="http://schemas.microsoft.com/office/word/2018/wordml/cex" xmlns:w16cid="http://schemas.microsoft.com/office/word/2016/wordml/cid" xmlns:w16="http://schemas.microsoft.com/office/word/2018/wordml" xmlns:w16sdtdh="http://schemas.microsoft.com/office/word/2020/wordml/sdtdatahash" xmlns:w16sdtfl="http://schemas.microsoft.com/office/word/2024/wordml/sdtformatlock" xmlns:w16se="http://schemas.microsoft.com/office/word/2015/wordml/symex" xmlns:w16du="http://schemas.microsoft.com/office/word/2023/wordml/word16du" xmlns:wne="http://schemas.microsoft.com/office/word/2006/wordml" mc:Ignorable="w14 w15 w16se w16cid w16 w16cex w16sdtdh w16sdtfl w16du wp14">
+<w:document xmlns:wpc="http://schemas.microsoft.com/office/word/2010/wordprocessingCanvas" xmlns:cx="http://schemas.microsoft.com/office/drawing/2014/chartex" xmlns:cx1="http://schemas.microsoft.com/office/drawing/2015/9/8/chartex" xmlns:cx2="http://schemas.microsoft.com/office/drawing/2015/10/21/chartex" xmlns:cx3="http://schemas.microsoft.com/office/drawing/2016/5/9/chartex" xmlns:cx4="http://schemas.microsoft.com/office/drawing/2016/5/10/chartex" xmlns:cx5="http://schemas.microsoft.com/office/drawing/2016/5/11/chartex" xmlns:cx6="http://schemas.microsoft.com/office/drawing/2016/5/12/chartex" xmlns:cx7="http://schemas.microsoft.com/office/drawing/2016/5/13/chartex" xmlns:cx8="http://schemas.microsoft.com/office/drawing/2016/5/14/chartex" xmlns:mc="http://schemas.openxmlformats.org/markup-compatibility/2006" xmlns:m="http://schemas.openxmlformats.org/officeDocument/2006/math" xmlns:aink="http://schemas.microsoft.com/office/drawing/2016/ink" xmlns:am3d="http://schemas.microsoft.com/office/drawing/2017/model3d" xmlns:oel="http://schemas.microsoft.com/office/2019/extlst" xmlns:r="http://schemas.openxmlformats.org/officeDocument/2006/relationships" xmlns:wp14="http://schemas.microsoft.com/office/word/2010/wordprocessingDrawing" xmlns:wp="http://schemas.openxmlformats.org/drawingml/2006/wordprocessingDrawing" xmlns:wpg="http://schemas.microsoft.com/office/word/2010/wordprocessingGroup" xmlns:wpi="http://schemas.microsoft.com/office/word/2010/wordprocessingInk" xmlns:wps="http://schemas.microsoft.com/office/word/2010/wordprocessingShape" xmlns:o="urn:schemas-microsoft-com:office:office" xmlns:v="urn:schemas-microsoft-com:vml" xmlns:w10="urn:schemas-microsoft-com:office:word" xmlns:w="http://schemas.openxmlformats.org/wordprocessingml/2006/main" xmlns:w14="http://schemas.microsoft.com/office/word/2010/wordml" xmlns:w15="http://schemas.microsoft.com/office/word/2012/wordml" xmlns:w16cei="http://schemas.microsoft.com/office/word/2026/wordml/cei" xmlns:w16cex="http://schemas.microsoft.com/office/word/2018/wordml/cex" xmlns:w16cid="http://schemas.microsoft.com/office/word/2016/wordml/cid" xmlns:w16="http://schemas.microsoft.com/office/word/2018/wordml" xmlns:w16sdtdh="http://schemas.microsoft.com/office/word/2020/wordml/sdtdatahash" xmlns:w16sdtfl="http://schemas.microsoft.com/office/word/2024/wordml/sdtformatlock" xmlns:w16se="http://schemas.microsoft.com/office/word/2015/wordml/symex" xmlns:w16du="http://schemas.microsoft.com/office/word/2023/wordml/word16du" xmlns:wne="http://schemas.microsoft.com/office/word/2006/wordml" mc:Ignorable="w14 w15 w16se w16cid w16 w16cex w16sdtdh w16sdtfl w16du wp14">
   <w:body>
     <w:p>
       <w:pPr>
@@ -306,11 +306,15 @@
           <w:numId w:val="1"/>
         </w:numPr>
         <w:rPr>
-          <w:lang w:val="en-US"/>
-        </w:rPr>
-      </w:pPr>
-      <w:r>
-        <w:rPr>
+          <w:sz w:val="21"/>
+          <w:szCs w:val="21"/>
+          <w:lang w:val="en-US"/>
+        </w:rPr>
+      </w:pPr>
+      <w:r>
+        <w:rPr>
+          <w:sz w:val="21"/>
+          <w:szCs w:val="21"/>
           <w:lang w:val="en-US"/>
         </w:rPr>
         <w:t xml:space="preserve">Need to adjust </w:t>
@@ -318,6 +322,8 @@
       <w:proofErr w:type="gramStart"/>
       <w:r>
         <w:rPr>
+          <w:sz w:val="21"/>
+          <w:szCs w:val="21"/>
           <w:lang w:val="en-US"/>
         </w:rPr>
         <w:t>Suneetha ,Riya</w:t>
@@ -325,12 +331,16 @@
       <w:proofErr w:type="gramEnd"/>
       <w:r>
         <w:rPr>
+          <w:sz w:val="21"/>
+          <w:szCs w:val="21"/>
           <w:lang w:val="en-US"/>
         </w:rPr>
         <w:t xml:space="preserve"> &amp; Gowtham to schedule only afternoon session from period 5</w:t>
       </w:r>
       <w:r>
         <w:rPr>
+          <w:sz w:val="21"/>
+          <w:szCs w:val="21"/>
           <w:vertAlign w:val="superscript"/>
           <w:lang w:val="en-US"/>
         </w:rPr>
@@ -338,12 +348,16 @@
       </w:r>
       <w:r>
         <w:rPr>
+          <w:sz w:val="21"/>
+          <w:szCs w:val="21"/>
           <w:lang w:val="en-US"/>
         </w:rPr>
         <w:t xml:space="preserve"> to 8</w:t>
       </w:r>
       <w:r>
         <w:rPr>
+          <w:sz w:val="21"/>
+          <w:szCs w:val="21"/>
           <w:vertAlign w:val="superscript"/>
           <w:lang w:val="en-US"/>
         </w:rPr>
@@ -351,6 +365,8 @@
       </w:r>
       <w:r>
         <w:rPr>
+          <w:sz w:val="21"/>
+          <w:szCs w:val="21"/>
           <w:lang w:val="en-US"/>
         </w:rPr>
         <w:t xml:space="preserve"> (Study hour).</w:t>
@@ -364,12 +380,16 @@
           <w:numId w:val="1"/>
         </w:numPr>
         <w:rPr>
+          <w:sz w:val="21"/>
+          <w:szCs w:val="21"/>
           <w:lang w:val="en-US"/>
         </w:rPr>
       </w:pPr>
       <w:proofErr w:type="spellStart"/>
       <w:r>
         <w:rPr>
+          <w:sz w:val="21"/>
+          <w:szCs w:val="21"/>
           <w:lang w:val="en-US"/>
         </w:rPr>
         <w:t>Chalapathi</w:t>
@@ -377,39 +397,29 @@
       <w:proofErr w:type="spellEnd"/>
       <w:r>
         <w:rPr>
-          <w:lang w:val="en-US"/>
-        </w:rPr>
-        <w:t xml:space="preserve"> </w:t>
-      </w:r>
-      <w:r>
-        <w:rPr>
-          <w:lang w:val="en-US"/>
-        </w:rPr>
-        <w:t>(Bio)</w:t>
-      </w:r>
-      <w:r>
-        <w:rPr>
-          <w:lang w:val="en-US"/>
-        </w:rPr>
-        <w:t xml:space="preserve"> a</w:t>
-      </w:r>
-      <w:r>
-        <w:rPr>
-          <w:lang w:val="en-US"/>
-        </w:rPr>
-        <w:t xml:space="preserve">llot </w:t>
-      </w:r>
-      <w:r>
-        <w:rPr>
-          <w:lang w:val="en-US"/>
-        </w:rPr>
-        <w:t>f</w:t>
-      </w:r>
-      <w:r>
-        <w:rPr>
-          <w:lang w:val="en-US"/>
-        </w:rPr>
-        <w:t>rom Period 1 to 3 only.</w:t>
+          <w:sz w:val="21"/>
+          <w:szCs w:val="21"/>
+          <w:lang w:val="en-US"/>
+        </w:rPr>
+        <w:t xml:space="preserve"> (Bio) </w:t>
+      </w:r>
+      <w:proofErr w:type="gramStart"/>
+      <w:r>
+        <w:rPr>
+          <w:sz w:val="21"/>
+          <w:szCs w:val="21"/>
+          <w:lang w:val="en-US"/>
+        </w:rPr>
+        <w:t>allot</w:t>
+      </w:r>
+      <w:proofErr w:type="gramEnd"/>
+      <w:r>
+        <w:rPr>
+          <w:sz w:val="21"/>
+          <w:szCs w:val="21"/>
+          <w:lang w:val="en-US"/>
+        </w:rPr>
+        <w:t xml:space="preserve"> from Period 1 to 3 only.</w:t>
       </w:r>
     </w:p>
     <w:p>
@@ -420,23 +430,31 @@
           <w:numId w:val="1"/>
         </w:numPr>
         <w:rPr>
-          <w:lang w:val="en-US"/>
-        </w:rPr>
-      </w:pPr>
-      <w:r>
-        <w:rPr>
+          <w:sz w:val="21"/>
+          <w:szCs w:val="21"/>
+          <w:lang w:val="en-US"/>
+        </w:rPr>
+      </w:pPr>
+      <w:r>
+        <w:rPr>
+          <w:sz w:val="21"/>
+          <w:szCs w:val="21"/>
           <w:lang w:val="en-US"/>
         </w:rPr>
         <w:t>Ensure not to allot Continue classes for teachers. Allot leisure in between</w:t>
       </w:r>
       <w:r>
         <w:rPr>
+          <w:sz w:val="21"/>
+          <w:szCs w:val="21"/>
           <w:lang w:val="en-US"/>
         </w:rPr>
         <w:t>.</w:t>
       </w:r>
       <w:r>
         <w:rPr>
+          <w:sz w:val="21"/>
+          <w:szCs w:val="21"/>
           <w:lang w:val="en-US"/>
         </w:rPr>
         <w:t xml:space="preserve"> Study Hour is not Counted.</w:t>
@@ -454,19 +472,34 @@
         <w:rPr>
           <w:rFonts w:ascii="Segoe UI" w:hAnsi="Segoe UI" w:cs="Segoe UI"/>
           <w:color w:val="121212"/>
-        </w:rPr>
-      </w:pPr>
-      <w:r>
-        <w:rPr>
-          <w:rFonts w:ascii="Segoe UI" w:hAnsi="Segoe UI" w:cs="Segoe UI"/>
-          <w:color w:val="121212"/>
-        </w:rPr>
-        <w:t>Ensure the Karate Class is on Thursday 7</w:t>
-      </w:r>
-      <w:r>
-        <w:rPr>
-          <w:rFonts w:ascii="Segoe UI" w:hAnsi="Segoe UI" w:cs="Segoe UI"/>
-          <w:color w:val="121212"/>
+          <w:sz w:val="21"/>
+          <w:szCs w:val="21"/>
+        </w:rPr>
+      </w:pPr>
+      <w:r>
+        <w:rPr>
+          <w:rFonts w:ascii="Segoe UI" w:hAnsi="Segoe UI" w:cs="Segoe UI"/>
+          <w:color w:val="121212"/>
+          <w:sz w:val="21"/>
+          <w:szCs w:val="21"/>
+        </w:rPr>
+        <w:t xml:space="preserve">Ensure the Karate Class is on Thursday </w:t>
+      </w:r>
+      <w:r>
+        <w:rPr>
+          <w:rFonts w:ascii="Segoe UI" w:hAnsi="Segoe UI" w:cs="Segoe UI"/>
+          <w:color w:val="121212"/>
+          <w:sz w:val="21"/>
+          <w:szCs w:val="21"/>
+        </w:rPr>
+        <w:t>6</w:t>
+      </w:r>
+      <w:r>
+        <w:rPr>
+          <w:rFonts w:ascii="Segoe UI" w:hAnsi="Segoe UI" w:cs="Segoe UI"/>
+          <w:color w:val="121212"/>
+          <w:sz w:val="21"/>
+          <w:szCs w:val="21"/>
           <w:vertAlign w:val="superscript"/>
         </w:rPr>
         <w:t>th</w:t>
@@ -475,6 +508,8 @@
         <w:rPr>
           <w:rFonts w:ascii="Segoe UI" w:hAnsi="Segoe UI" w:cs="Segoe UI"/>
           <w:color w:val="121212"/>
+          <w:sz w:val="21"/>
+          <w:szCs w:val="21"/>
         </w:rPr>
         <w:t xml:space="preserve"> period for Classes 1 to 8.</w:t>
       </w:r>
@@ -487,17 +522,23 @@
           <w:numId w:val="1"/>
         </w:numPr>
         <w:rPr>
-          <w:lang w:val="en-US"/>
-        </w:rPr>
-      </w:pPr>
-      <w:r>
-        <w:rPr>
+          <w:sz w:val="21"/>
+          <w:szCs w:val="21"/>
+          <w:lang w:val="en-US"/>
+        </w:rPr>
+      </w:pPr>
+      <w:r>
+        <w:rPr>
+          <w:sz w:val="21"/>
+          <w:szCs w:val="21"/>
           <w:lang w:val="en-US"/>
         </w:rPr>
         <w:t>Make sure to allot leisure to Gowtham in the 5</w:t>
       </w:r>
       <w:r>
         <w:rPr>
+          <w:sz w:val="21"/>
+          <w:szCs w:val="21"/>
           <w:vertAlign w:val="superscript"/>
           <w:lang w:val="en-US"/>
         </w:rPr>
@@ -505,6 +546,8 @@
       </w:r>
       <w:r>
         <w:rPr>
+          <w:sz w:val="21"/>
+          <w:szCs w:val="21"/>
           <w:lang w:val="en-US"/>
         </w:rPr>
         <w:t xml:space="preserve"> period.</w:t>
@@ -519,10 +562,14 @@
         <w:rPr>
           <w:rFonts w:ascii="Segoe UI" w:hAnsi="Segoe UI" w:cs="Segoe UI"/>
           <w:color w:val="121212"/>
-        </w:rPr>
-      </w:pPr>
-      <w:r>
-        <w:rPr>
+          <w:sz w:val="21"/>
+          <w:szCs w:val="21"/>
+        </w:rPr>
+      </w:pPr>
+      <w:r>
+        <w:rPr>
+          <w:sz w:val="21"/>
+          <w:szCs w:val="21"/>
           <w:lang w:val="en-US"/>
         </w:rPr>
         <w:t>10.</w:t>
@@ -531,6 +578,100 @@
         <w:rPr>
           <w:rFonts w:ascii="Segoe UI" w:hAnsi="Segoe UI" w:cs="Segoe UI"/>
           <w:color w:val="121212"/>
+          <w:sz w:val="21"/>
+          <w:szCs w:val="21"/>
+        </w:rPr>
+        <w:t xml:space="preserve"> P.E.T classes </w:t>
+      </w:r>
+      <w:r>
+        <w:rPr>
+          <w:rFonts w:ascii="Segoe UI" w:hAnsi="Segoe UI" w:cs="Segoe UI"/>
+          <w:color w:val="121212"/>
+          <w:sz w:val="21"/>
+          <w:szCs w:val="21"/>
+        </w:rPr>
+        <w:t>can be</w:t>
+      </w:r>
+      <w:r>
+        <w:rPr>
+          <w:rFonts w:ascii="Segoe UI" w:hAnsi="Segoe UI" w:cs="Segoe UI"/>
+          <w:color w:val="121212"/>
+          <w:sz w:val="21"/>
+          <w:szCs w:val="21"/>
+        </w:rPr>
+        <w:t xml:space="preserve"> allotted in</w:t>
+      </w:r>
+      <w:r>
+        <w:rPr>
+          <w:rFonts w:ascii="Segoe UI" w:hAnsi="Segoe UI" w:cs="Segoe UI"/>
+          <w:color w:val="121212"/>
+          <w:sz w:val="21"/>
+          <w:szCs w:val="21"/>
+        </w:rPr>
+        <w:t xml:space="preserve"> 5th,</w:t>
+      </w:r>
+      <w:r>
+        <w:rPr>
+          <w:rFonts w:ascii="Segoe UI" w:hAnsi="Segoe UI" w:cs="Segoe UI"/>
+          <w:color w:val="121212"/>
+          <w:sz w:val="21"/>
+          <w:szCs w:val="21"/>
+        </w:rPr>
+        <w:t xml:space="preserve"> 6</w:t>
+      </w:r>
+      <w:r>
+        <w:rPr>
+          <w:rFonts w:ascii="Segoe UI" w:hAnsi="Segoe UI" w:cs="Segoe UI"/>
+          <w:color w:val="121212"/>
+          <w:sz w:val="21"/>
+          <w:szCs w:val="21"/>
+          <w:vertAlign w:val="superscript"/>
+        </w:rPr>
+        <w:t>th</w:t>
+      </w:r>
+      <w:r>
+        <w:rPr>
+          <w:rFonts w:ascii="Segoe UI" w:hAnsi="Segoe UI" w:cs="Segoe UI"/>
+          <w:color w:val="121212"/>
+          <w:sz w:val="21"/>
+          <w:szCs w:val="21"/>
+        </w:rPr>
+        <w:t xml:space="preserve"> &amp; 7</w:t>
+      </w:r>
+      <w:r>
+        <w:rPr>
+          <w:rFonts w:ascii="Segoe UI" w:hAnsi="Segoe UI" w:cs="Segoe UI"/>
+          <w:color w:val="121212"/>
+          <w:sz w:val="21"/>
+          <w:szCs w:val="21"/>
+          <w:vertAlign w:val="superscript"/>
+        </w:rPr>
+        <w:t>th</w:t>
+      </w:r>
+      <w:r>
+        <w:rPr>
+          <w:rFonts w:ascii="Segoe UI" w:hAnsi="Segoe UI" w:cs="Segoe UI"/>
+          <w:color w:val="121212"/>
+          <w:sz w:val="21"/>
+          <w:szCs w:val="21"/>
+        </w:rPr>
+        <w:t xml:space="preserve"> period</w:t>
+      </w:r>
+      <w:r>
+        <w:rPr>
+          <w:rFonts w:ascii="Segoe UI" w:hAnsi="Segoe UI" w:cs="Segoe UI"/>
+          <w:color w:val="121212"/>
+          <w:sz w:val="21"/>
+          <w:szCs w:val="21"/>
+        </w:rPr>
+        <w:t>s</w:t>
+      </w:r>
+      <w:r>
+        <w:rPr>
+          <w:rFonts w:ascii="Segoe UI" w:hAnsi="Segoe UI" w:cs="Segoe UI"/>
+          <w:color w:val="121212"/>
+          <w:sz w:val="21"/>
+          <w:szCs w:val="21"/>
         </w:rPr>
         <w:t xml:space="preserve"> </w:t>
       </w:r>
@@ -538,38 +679,38 @@
         <w:rPr>
           <w:rFonts w:ascii="Segoe UI" w:hAnsi="Segoe UI" w:cs="Segoe UI"/>
           <w:color w:val="121212"/>
-        </w:rPr>
-        <w:t>P.E.T classes should be allotted in 6</w:t>
-      </w:r>
-      <w:r>
-        <w:rPr>
-          <w:rFonts w:ascii="Segoe UI" w:hAnsi="Segoe UI" w:cs="Segoe UI"/>
-          <w:color w:val="121212"/>
+          <w:sz w:val="21"/>
+          <w:szCs w:val="21"/>
+        </w:rPr>
+        <w:t xml:space="preserve">&amp; also merge </w:t>
+      </w:r>
+      <w:r>
+        <w:rPr>
+          <w:rFonts w:ascii="Segoe UI" w:hAnsi="Segoe UI" w:cs="Segoe UI"/>
+          <w:color w:val="121212"/>
+          <w:sz w:val="21"/>
+          <w:szCs w:val="21"/>
+        </w:rPr>
+        <w:t>P.E.T for primary &amp; secondary. Can allot 3</w:t>
+      </w:r>
+      <w:r>
+        <w:rPr>
+          <w:rFonts w:ascii="Segoe UI" w:hAnsi="Segoe UI" w:cs="Segoe UI"/>
+          <w:color w:val="121212"/>
+          <w:sz w:val="21"/>
+          <w:szCs w:val="21"/>
           <w:vertAlign w:val="superscript"/>
         </w:rPr>
-        <w:t>th</w:t>
-      </w:r>
-      <w:r>
-        <w:rPr>
-          <w:rFonts w:ascii="Segoe UI" w:hAnsi="Segoe UI" w:cs="Segoe UI"/>
-          <w:color w:val="121212"/>
-        </w:rPr>
-        <w:t xml:space="preserve"> &amp; 7</w:t>
-      </w:r>
-      <w:r>
-        <w:rPr>
-          <w:rFonts w:ascii="Segoe UI" w:hAnsi="Segoe UI" w:cs="Segoe UI"/>
-          <w:color w:val="121212"/>
-          <w:vertAlign w:val="superscript"/>
-        </w:rPr>
-        <w:t>th</w:t>
-      </w:r>
-      <w:r>
-        <w:rPr>
-          <w:rFonts w:ascii="Segoe UI" w:hAnsi="Segoe UI" w:cs="Segoe UI"/>
-          <w:color w:val="121212"/>
-        </w:rPr>
-        <w:t xml:space="preserve"> period only.</w:t>
+        <w:t>rd</w:t>
+      </w:r>
+      <w:r>
+        <w:rPr>
+          <w:rFonts w:ascii="Segoe UI" w:hAnsi="Segoe UI" w:cs="Segoe UI"/>
+          <w:color w:val="121212"/>
+          <w:sz w:val="21"/>
+          <w:szCs w:val="21"/>
+        </w:rPr>
+        <w:t xml:space="preserve"> period P.E.T to L.K.G,U.K.G(A) &amp; U.K.G(B).</w:t>
       </w:r>
     </w:p>
     <w:p>
@@ -580,12 +721,16 @@
         <w:rPr>
           <w:rFonts w:ascii="Segoe UI" w:hAnsi="Segoe UI" w:cs="Segoe UI"/>
           <w:color w:val="121212"/>
-        </w:rPr>
-      </w:pPr>
-      <w:r>
-        <w:rPr>
-          <w:rFonts w:ascii="Segoe UI" w:hAnsi="Segoe UI" w:cs="Segoe UI"/>
-          <w:color w:val="121212"/>
+          <w:sz w:val="21"/>
+          <w:szCs w:val="21"/>
+        </w:rPr>
+      </w:pPr>
+      <w:r>
+        <w:rPr>
+          <w:rFonts w:ascii="Segoe UI" w:hAnsi="Segoe UI" w:cs="Segoe UI"/>
+          <w:color w:val="121212"/>
+          <w:sz w:val="21"/>
+          <w:szCs w:val="21"/>
         </w:rPr>
         <w:t xml:space="preserve">      11.There is no Study Hour for Classes 8,9 &amp; 10.Can allot classes to Gowtham, Riya &amp; Sunitha</w:t>
       </w:r>
@@ -593,6 +738,8 @@
         <w:rPr>
           <w:rFonts w:ascii="Segoe UI" w:hAnsi="Segoe UI" w:cs="Segoe UI"/>
           <w:color w:val="121212"/>
+          <w:sz w:val="21"/>
+          <w:szCs w:val="21"/>
         </w:rPr>
         <w:t>.</w:t>
       </w:r>
@@ -605,12 +752,16 @@
         <w:rPr>
           <w:rFonts w:ascii="Segoe UI" w:hAnsi="Segoe UI" w:cs="Segoe UI"/>
           <w:color w:val="121212"/>
-        </w:rPr>
-      </w:pPr>
-      <w:r>
-        <w:rPr>
-          <w:rFonts w:ascii="Segoe UI" w:hAnsi="Segoe UI" w:cs="Segoe UI"/>
-          <w:color w:val="121212"/>
+          <w:sz w:val="21"/>
+          <w:szCs w:val="21"/>
+        </w:rPr>
+      </w:pPr>
+      <w:r>
+        <w:rPr>
+          <w:rFonts w:ascii="Segoe UI" w:hAnsi="Segoe UI" w:cs="Segoe UI"/>
+          <w:color w:val="121212"/>
+          <w:sz w:val="21"/>
+          <w:szCs w:val="21"/>
         </w:rPr>
         <w:t>12. I need you to allot Chandrakala Class 2 Maths during 7</w:t>
       </w:r>
@@ -618,6 +769,8 @@
         <w:rPr>
           <w:rFonts w:ascii="Segoe UI" w:hAnsi="Segoe UI" w:cs="Segoe UI"/>
           <w:color w:val="121212"/>
+          <w:sz w:val="21"/>
+          <w:szCs w:val="21"/>
           <w:vertAlign w:val="superscript"/>
         </w:rPr>
         <w:t>th</w:t>
@@ -626,6 +779,8 @@
         <w:rPr>
           <w:rFonts w:ascii="Segoe UI" w:hAnsi="Segoe UI" w:cs="Segoe UI"/>
           <w:color w:val="121212"/>
+          <w:sz w:val="21"/>
+          <w:szCs w:val="21"/>
         </w:rPr>
         <w:t xml:space="preserve"> period only.</w:t>
       </w:r>
@@ -638,19 +793,25 @@
         <w:rPr>
           <w:rFonts w:ascii="Segoe UI" w:hAnsi="Segoe UI" w:cs="Segoe UI"/>
           <w:color w:val="121212"/>
-        </w:rPr>
-      </w:pPr>
-      <w:r>
-        <w:rPr>
-          <w:rFonts w:ascii="Segoe UI" w:hAnsi="Segoe UI" w:cs="Segoe UI"/>
-          <w:color w:val="121212"/>
-        </w:rPr>
-        <w:t>13. Allot 7</w:t>
-      </w:r>
-      <w:r>
-        <w:rPr>
-          <w:rFonts w:ascii="Segoe UI" w:hAnsi="Segoe UI" w:cs="Segoe UI"/>
-          <w:color w:val="121212"/>
+          <w:sz w:val="21"/>
+          <w:szCs w:val="21"/>
+        </w:rPr>
+      </w:pPr>
+      <w:r>
+        <w:rPr>
+          <w:rFonts w:ascii="Segoe UI" w:hAnsi="Segoe UI" w:cs="Segoe UI"/>
+          <w:color w:val="121212"/>
+          <w:sz w:val="21"/>
+          <w:szCs w:val="21"/>
+        </w:rPr>
+        <w:t>13. Allot leisure to Jaya Lakshmi from 5</w:t>
+      </w:r>
+      <w:r>
+        <w:rPr>
+          <w:rFonts w:ascii="Segoe UI" w:hAnsi="Segoe UI" w:cs="Segoe UI"/>
+          <w:color w:val="121212"/>
+          <w:sz w:val="21"/>
+          <w:szCs w:val="21"/>
           <w:vertAlign w:val="superscript"/>
         </w:rPr>
         <w:t>th</w:t>
@@ -659,15 +820,10 @@
         <w:rPr>
           <w:rFonts w:ascii="Segoe UI" w:hAnsi="Segoe UI" w:cs="Segoe UI"/>
           <w:color w:val="121212"/>
-        </w:rPr>
-        <w:t xml:space="preserve"> Period to P.E.T for Class 1(A)</w:t>
-      </w:r>
-      <w:r>
-        <w:rPr>
-          <w:rFonts w:ascii="Segoe UI" w:hAnsi="Segoe UI" w:cs="Segoe UI"/>
-          <w:color w:val="121212"/>
-        </w:rPr>
-        <w:t>.</w:t>
+          <w:sz w:val="21"/>
+          <w:szCs w:val="21"/>
+        </w:rPr>
+        <w:t xml:space="preserve"> period onwards.</w:t>
       </w:r>
     </w:p>
     <w:p>
@@ -678,19 +834,148 @@
         <w:rPr>
           <w:rFonts w:ascii="Segoe UI" w:hAnsi="Segoe UI" w:cs="Segoe UI"/>
           <w:color w:val="121212"/>
-        </w:rPr>
-      </w:pPr>
-      <w:r>
-        <w:rPr>
-          <w:rFonts w:ascii="Segoe UI" w:hAnsi="Segoe UI" w:cs="Segoe UI"/>
-          <w:color w:val="121212"/>
-        </w:rPr>
-        <w:t>14.The total periods for 8/9/10 are 47.No 8</w:t>
-      </w:r>
-      <w:r>
-        <w:rPr>
-          <w:rFonts w:ascii="Segoe UI" w:hAnsi="Segoe UI" w:cs="Segoe UI"/>
-          <w:color w:val="121212"/>
+          <w:sz w:val="21"/>
+          <w:szCs w:val="21"/>
+        </w:rPr>
+      </w:pPr>
+      <w:r>
+        <w:rPr>
+          <w:rFonts w:ascii="Segoe UI" w:hAnsi="Segoe UI" w:cs="Segoe UI"/>
+          <w:color w:val="121212"/>
+          <w:sz w:val="21"/>
+          <w:szCs w:val="21"/>
+        </w:rPr>
+        <w:t>14.The total periods for 8/9/10 are 47.</w:t>
+      </w:r>
+      <w:r>
+        <w:rPr>
+          <w:rFonts w:ascii="Segoe UI" w:hAnsi="Segoe UI" w:cs="Segoe UI"/>
+          <w:color w:val="121212"/>
+          <w:sz w:val="21"/>
+          <w:szCs w:val="21"/>
+        </w:rPr>
+        <w:t xml:space="preserve"> </w:t>
+      </w:r>
+      <w:r>
+        <w:rPr>
+          <w:rFonts w:ascii="Segoe UI" w:hAnsi="Segoe UI" w:cs="Segoe UI"/>
+          <w:color w:val="121212"/>
+          <w:sz w:val="21"/>
+          <w:szCs w:val="21"/>
+        </w:rPr>
+        <w:t>Saturday</w:t>
+      </w:r>
+      <w:r>
+        <w:rPr>
+          <w:rFonts w:ascii="Segoe UI" w:hAnsi="Segoe UI" w:cs="Segoe UI"/>
+          <w:color w:val="121212"/>
+          <w:sz w:val="21"/>
+          <w:szCs w:val="21"/>
+        </w:rPr>
+        <w:t xml:space="preserve"> Periods are from 1 to 7 only.</w:t>
+      </w:r>
+    </w:p>
+    <w:p>
+      <w:pPr>
+        <w:pStyle w:val="whitespace-pre-wrap"/>
+        <w:shd w:val="clear" w:color="auto" w:fill="EFEEEB"/>
+        <w:spacing w:before="0" w:beforeAutospacing="0" w:after="0" w:afterAutospacing="0"/>
+        <w:rPr>
+          <w:rFonts w:ascii="Segoe UI" w:hAnsi="Segoe UI" w:cs="Segoe UI"/>
+          <w:color w:val="121212"/>
+          <w:sz w:val="21"/>
+          <w:szCs w:val="21"/>
+        </w:rPr>
+      </w:pPr>
+      <w:r>
+        <w:rPr>
+          <w:rFonts w:ascii="Segoe UI" w:hAnsi="Segoe UI" w:cs="Segoe UI"/>
+          <w:color w:val="121212"/>
+          <w:sz w:val="21"/>
+          <w:szCs w:val="21"/>
+        </w:rPr>
+        <w:t>15.</w:t>
+      </w:r>
+      <w:proofErr w:type="spellStart"/>
+      <w:r>
+        <w:rPr>
+          <w:rFonts w:ascii="Segoe UI" w:hAnsi="Segoe UI" w:cs="Segoe UI"/>
+          <w:color w:val="121212"/>
+          <w:sz w:val="21"/>
+          <w:szCs w:val="21"/>
+        </w:rPr>
+        <w:t>Its</w:t>
+      </w:r>
+      <w:proofErr w:type="spellEnd"/>
+      <w:r>
+        <w:rPr>
+          <w:rFonts w:ascii="Segoe UI" w:hAnsi="Segoe UI" w:cs="Segoe UI"/>
+          <w:color w:val="121212"/>
+          <w:sz w:val="21"/>
+          <w:szCs w:val="21"/>
+        </w:rPr>
+        <w:t xml:space="preserve"> d</w:t>
+      </w:r>
+      <w:r>
+        <w:rPr>
+          <w:rFonts w:ascii="Segoe UI" w:hAnsi="Segoe UI" w:cs="Segoe UI"/>
+          <w:color w:val="121212"/>
+          <w:sz w:val="21"/>
+          <w:szCs w:val="21"/>
+        </w:rPr>
+        <w:t xml:space="preserve">ifficult to allot leisure </w:t>
+      </w:r>
+      <w:r>
+        <w:rPr>
+          <w:rFonts w:ascii="Segoe UI" w:hAnsi="Segoe UI" w:cs="Segoe UI"/>
+          <w:color w:val="121212"/>
+          <w:sz w:val="21"/>
+          <w:szCs w:val="21"/>
+        </w:rPr>
+        <w:t xml:space="preserve">for </w:t>
+      </w:r>
+      <w:r>
+        <w:rPr>
+          <w:rFonts w:ascii="Segoe UI" w:hAnsi="Segoe UI" w:cs="Segoe UI"/>
+          <w:color w:val="121212"/>
+          <w:sz w:val="21"/>
+          <w:szCs w:val="21"/>
+        </w:rPr>
+        <w:t>Navya</w:t>
+      </w:r>
+      <w:r>
+        <w:rPr>
+          <w:rFonts w:ascii="Segoe UI" w:hAnsi="Segoe UI" w:cs="Segoe UI"/>
+          <w:color w:val="121212"/>
+          <w:sz w:val="21"/>
+          <w:szCs w:val="21"/>
+        </w:rPr>
+        <w:t xml:space="preserve"> in-between</w:t>
+      </w:r>
+      <w:r>
+        <w:rPr>
+          <w:rFonts w:ascii="Segoe UI" w:hAnsi="Segoe UI" w:cs="Segoe UI"/>
+          <w:color w:val="121212"/>
+          <w:sz w:val="21"/>
+          <w:szCs w:val="21"/>
+        </w:rPr>
+        <w:t xml:space="preserve">. </w:t>
+      </w:r>
+      <w:r>
+        <w:rPr>
+          <w:rFonts w:ascii="Segoe UI" w:hAnsi="Segoe UI" w:cs="Segoe UI"/>
+          <w:color w:val="121212"/>
+          <w:sz w:val="21"/>
+          <w:szCs w:val="21"/>
+        </w:rPr>
+        <w:t>So allot 4</w:t>
+      </w:r>
+      <w:r>
+        <w:rPr>
+          <w:rFonts w:ascii="Segoe UI" w:hAnsi="Segoe UI" w:cs="Segoe UI"/>
+          <w:color w:val="121212"/>
+          <w:sz w:val="21"/>
+          <w:szCs w:val="21"/>
           <w:vertAlign w:val="superscript"/>
         </w:rPr>
         <w:t>th</w:t>
@@ -699,9 +984,125 @@
         <w:rPr>
           <w:rFonts w:ascii="Segoe UI" w:hAnsi="Segoe UI" w:cs="Segoe UI"/>
           <w:color w:val="121212"/>
-        </w:rPr>
-        <w:t xml:space="preserve"> period on Saturday.</w:t>
-      </w:r>
+          <w:sz w:val="21"/>
+          <w:szCs w:val="21"/>
+        </w:rPr>
+        <w:t xml:space="preserve"> period </w:t>
+      </w:r>
+      <w:r>
+        <w:rPr>
+          <w:rFonts w:ascii="Segoe UI" w:hAnsi="Segoe UI" w:cs="Segoe UI"/>
+          <w:color w:val="121212"/>
+          <w:sz w:val="21"/>
+          <w:szCs w:val="21"/>
+        </w:rPr>
+        <w:t>leisure</w:t>
+      </w:r>
+      <w:r>
+        <w:rPr>
+          <w:rFonts w:ascii="Segoe UI" w:hAnsi="Segoe UI" w:cs="Segoe UI"/>
+          <w:color w:val="121212"/>
+          <w:sz w:val="21"/>
+          <w:szCs w:val="21"/>
+        </w:rPr>
+        <w:t xml:space="preserve"> </w:t>
+      </w:r>
+      <w:proofErr w:type="spellStart"/>
+      <w:r>
+        <w:rPr>
+          <w:rFonts w:ascii="Segoe UI" w:hAnsi="Segoe UI" w:cs="Segoe UI"/>
+          <w:color w:val="121212"/>
+          <w:sz w:val="21"/>
+          <w:szCs w:val="21"/>
+        </w:rPr>
+        <w:t>everyday</w:t>
+      </w:r>
+      <w:proofErr w:type="spellEnd"/>
+      <w:r>
+        <w:rPr>
+          <w:rFonts w:ascii="Segoe UI" w:hAnsi="Segoe UI" w:cs="Segoe UI"/>
+          <w:color w:val="121212"/>
+          <w:sz w:val="21"/>
+          <w:szCs w:val="21"/>
+        </w:rPr>
+        <w:t>.</w:t>
+      </w:r>
+    </w:p>
+    <w:p>
+      <w:pPr>
+        <w:pStyle w:val="whitespace-pre-wrap"/>
+        <w:shd w:val="clear" w:color="auto" w:fill="EFEEEB"/>
+        <w:spacing w:before="0" w:beforeAutospacing="0" w:after="0" w:afterAutospacing="0"/>
+        <w:rPr>
+          <w:rFonts w:ascii="Segoe UI" w:hAnsi="Segoe UI" w:cs="Segoe UI"/>
+          <w:color w:val="121212"/>
+          <w:sz w:val="21"/>
+          <w:szCs w:val="21"/>
+        </w:rPr>
+      </w:pPr>
+      <w:r>
+        <w:rPr>
+          <w:rFonts w:ascii="Segoe UI" w:hAnsi="Segoe UI" w:cs="Segoe UI"/>
+          <w:color w:val="121212"/>
+          <w:sz w:val="21"/>
+          <w:szCs w:val="21"/>
+        </w:rPr>
+        <w:t>16.Allot class 2 EVS in 6</w:t>
+      </w:r>
+      <w:r>
+        <w:rPr>
+          <w:rFonts w:ascii="Segoe UI" w:hAnsi="Segoe UI" w:cs="Segoe UI"/>
+          <w:color w:val="121212"/>
+          <w:sz w:val="21"/>
+          <w:szCs w:val="21"/>
+          <w:vertAlign w:val="superscript"/>
+        </w:rPr>
+        <w:t>th</w:t>
+      </w:r>
+      <w:r>
+        <w:rPr>
+          <w:rFonts w:ascii="Segoe UI" w:hAnsi="Segoe UI" w:cs="Segoe UI"/>
+          <w:color w:val="121212"/>
+          <w:sz w:val="21"/>
+          <w:szCs w:val="21"/>
+        </w:rPr>
+        <w:t xml:space="preserve"> period to Jaya Lakshmi as regular period.</w:t>
+      </w:r>
+    </w:p>
+    <w:p>
+      <w:pPr>
+        <w:pStyle w:val="whitespace-pre-wrap"/>
+        <w:shd w:val="clear" w:color="auto" w:fill="EFEEEB"/>
+        <w:spacing w:before="0" w:beforeAutospacing="0" w:after="0" w:afterAutospacing="0"/>
+        <w:rPr>
+          <w:rFonts w:ascii="Segoe UI" w:hAnsi="Segoe UI" w:cs="Segoe UI"/>
+          <w:color w:val="121212"/>
+          <w:sz w:val="21"/>
+          <w:szCs w:val="21"/>
+        </w:rPr>
+      </w:pPr>
+      <w:r>
+        <w:rPr>
+          <w:rFonts w:ascii="Segoe UI" w:hAnsi="Segoe UI" w:cs="Segoe UI"/>
+          <w:color w:val="121212"/>
+          <w:sz w:val="21"/>
+          <w:szCs w:val="21"/>
+        </w:rPr>
+        <w:t>17. Try not to jumble the regular periods.</w:t>
+      </w:r>
+    </w:p>
+    <w:p>
+      <w:pPr>
+        <w:pStyle w:val="whitespace-pre-wrap"/>
+        <w:shd w:val="clear" w:color="auto" w:fill="EFEEEB"/>
+        <w:spacing w:before="0" w:beforeAutospacing="0" w:after="0" w:afterAutospacing="0"/>
+        <w:rPr>
+          <w:rFonts w:ascii="Segoe UI" w:hAnsi="Segoe UI" w:cs="Segoe UI"/>
+          <w:color w:val="121212"/>
+          <w:sz w:val="21"/>
+          <w:szCs w:val="21"/>
+        </w:rPr>
+      </w:pPr>
     </w:p>
     <w:p>
       <w:pPr>
@@ -950,7 +1351,7 @@
 </file>
 
 <file path=word/numbering.xml><?xml version="1.0" encoding="utf-8"?>
-<w:numbering xmlns:wpc="http://schemas.microsoft.com/office/word/2010/wordprocessingCanvas" xmlns:cx="http://schemas.microsoft.com/office/drawing/2014/chartex" xmlns:cx1="http://schemas.microsoft.com/office/drawing/2015/9/8/chartex" xmlns:cx2="http://schemas.microsoft.com/office/drawing/2015/10/21/chartex" xmlns:cx3="http://schemas.microsoft.com/office/drawing/2016/5/9/chartex" xmlns:cx4="http://schemas.microsoft.com/office/drawing/2016/5/10/chartex" xmlns:cx5="http://schemas.microsoft.com/office/drawing/2016/5/11/chartex" xmlns:cx6="http://schemas.microsoft.com/office/drawing/2016/5/12/chartex" xmlns:cx7="http://schemas.microsoft.com/office/drawing/2016/5/13/chartex" xmlns:cx8="http://schemas.microsoft.com/office/drawing/2016/5/14/chartex" xmlns:mc="http://schemas.openxmlformats.org/markup-compatibility/2006" xmlns:m="http://schemas.openxmlformats.org/officeDocument/2006/math" xmlns:aink="http://schemas.microsoft.com/office/drawing/2016/ink" xmlns:am3d="http://schemas.microsoft.com/office/drawing/2017/model3d" xmlns:oel="http://schemas.microsoft.com/office/2019/extlst" xmlns:r="http://schemas.openxmlformats.org/officeDocument/2006/relationships" xmlns:wp14="http://schemas.microsoft.com/office/word/2010/wordprocessingDrawing" xmlns:wp="http://schemas.openxmlformats.org/drawingml/2006/wordprocessingDrawing" xmlns:wpg="http://schemas.microsoft.com/office/word/2010/wordprocessingGroup" xmlns:wpi="http://schemas.microsoft.com/office/word/2010/wordprocessingInk" xmlns:wps="http://schemas.microsoft.com/office/word/2010/wordprocessingShape" xmlns:o="urn:schemas-microsoft-com:office:office" xmlns:v="urn:schemas-microsoft-com:vml" xmlns:w10="urn:schemas-microsoft-com:office:word" xmlns:w="http://schemas.openxmlformats.org/wordprocessingml/2006/main" xmlns:w14="http://schemas.microsoft.com/office/word/2010/wordml" xmlns:w15="http://schemas.microsoft.com/office/word/2012/wordml" xmlns:w16cex="http://schemas.microsoft.com/office/word/2018/wordml/cex" xmlns:w16cid="http://schemas.microsoft.com/office/word/2016/wordml/cid" xmlns:w16="http://schemas.microsoft.com/office/word/2018/wordml" xmlns:w16sdtdh="http://schemas.microsoft.com/office/word/2020/wordml/sdtdatahash" xmlns:w16sdtfl="http://schemas.microsoft.com/office/word/2024/wordml/sdtformatlock" xmlns:w16se="http://schemas.microsoft.com/office/word/2015/wordml/symex" xmlns:w16du="http://schemas.microsoft.com/office/word/2023/wordml/word16du" xmlns:wne="http://schemas.microsoft.com/office/word/2006/wordml" mc:Ignorable="w14 w15 w16se w16cid w16 w16cex w16sdtdh w16sdtfl w16du wp14">
+<w:numbering xmlns:wpc="http://schemas.microsoft.com/office/word/2010/wordprocessingCanvas" xmlns:cx="http://schemas.microsoft.com/office/drawing/2014/chartex" xmlns:cx1="http://schemas.microsoft.com/office/drawing/2015/9/8/chartex" xmlns:cx2="http://schemas.microsoft.com/office/drawing/2015/10/21/chartex" xmlns:cx3="http://schemas.microsoft.com/office/drawing/2016/5/9/chartex" xmlns:cx4="http://schemas.microsoft.com/office/drawing/2016/5/10/chartex" xmlns:cx5="http://schemas.microsoft.com/office/drawing/2016/5/11/chartex" xmlns:cx6="http://schemas.microsoft.com/office/drawing/2016/5/12/chartex" xmlns:cx7="http://schemas.microsoft.com/office/drawing/2016/5/13/chartex" xmlns:cx8="http://schemas.microsoft.com/office/drawing/2016/5/14/chartex" xmlns:mc="http://schemas.openxmlformats.org/markup-compatibility/2006" xmlns:m="http://schemas.openxmlformats.org/officeDocument/2006/math" xmlns:aink="http://schemas.microsoft.com/office/drawing/2016/ink" xmlns:am3d="http://schemas.microsoft.com/office/drawing/2017/model3d" xmlns:oel="http://schemas.microsoft.com/office/2019/extlst" xmlns:r="http://schemas.openxmlformats.org/officeDocument/2006/relationships" xmlns:wp14="http://schemas.microsoft.com/office/word/2010/wordprocessingDrawing" xmlns:wp="http://schemas.openxmlformats.org/drawingml/2006/wordprocessingDrawing" xmlns:wpg="http://schemas.microsoft.com/office/word/2010/wordprocessingGroup" xmlns:wpi="http://schemas.microsoft.com/office/word/2010/wordprocessingInk" xmlns:wps="http://schemas.microsoft.com/office/word/2010/wordprocessingShape" xmlns:o="urn:schemas-microsoft-com:office:office" xmlns:v="urn:schemas-microsoft-com:vml" xmlns:w10="urn:schemas-microsoft-com:office:word" xmlns:w="http://schemas.openxmlformats.org/wordprocessingml/2006/main" xmlns:w14="http://schemas.microsoft.com/office/word/2010/wordml" xmlns:w15="http://schemas.microsoft.com/office/word/2012/wordml" xmlns:w16cei="http://schemas.microsoft.com/office/word/2026/wordml/cei" xmlns:w16cex="http://schemas.microsoft.com/office/word/2018/wordml/cex" xmlns:w16cid="http://schemas.microsoft.com/office/word/2016/wordml/cid" xmlns:w16="http://schemas.microsoft.com/office/word/2018/wordml" xmlns:w16sdtdh="http://schemas.microsoft.com/office/word/2020/wordml/sdtdatahash" xmlns:w16sdtfl="http://schemas.microsoft.com/office/word/2024/wordml/sdtformatlock" xmlns:w16se="http://schemas.microsoft.com/office/word/2015/wordml/symex" xmlns:w16du="http://schemas.microsoft.com/office/word/2023/wordml/word16du" xmlns:wne="http://schemas.microsoft.com/office/word/2006/wordml" mc:Ignorable="w14 w15 w16se w16cid w16 w16cex w16sdtdh w16sdtfl w16du wp14">
   <w:abstractNum w:abstractNumId="0" w15:restartNumberingAfterBreak="0">
     <w:nsid w:val="654E3C16"/>
     <w:multiLevelType w:val="hybridMultilevel"/>
